--- a/docs/modeles_civicrm_vierges/044-OPP_FUN-info_date_cremation_avec_restitution.docx
+++ b/docs/modeles_civicrm_vierges/044-OPP_FUN-info_date_cremation_avec_restitution.docx
@@ -1013,27 +1013,28 @@
     <w:p>
       <w:pPr>
         <w:pStyle w:val="NormalWeb"/>
-        <w:rPr>
-          <w:rFonts w:ascii="Arial" w:hAnsi="Arial" w:cs="Arial"/>
-          <w:sz w:val="20"/>
-          <w:szCs w:val="20"/>
-        </w:rPr>
-      </w:pPr>
-      <w:r>
-        <w:rPr>
-          <w:rFonts w:ascii="Arial" w:hAnsi="Arial" w:cs="Arial"/>
-          <w:sz w:val="20"/>
-          <w:szCs w:val="20"/>
-        </w:rPr>
-        <w:t>{Tokens_PAQPF_Champs_de_fusion_1.Contact_RelationshipCache_Contact_01.postal_</w:t>
-      </w:r>
-      <w:r>
-        <w:rPr>
-          <w:rFonts w:ascii="Arial" w:hAnsi="Arial" w:cs="Arial"/>
-          <w:sz w:val="20"/>
-          <w:szCs w:val="20"/>
-        </w:rPr>
-        <w:t>greeting_id:label</w:t>
+        <w:spacing w:before="120" w:beforeAutospacing="0" w:after="0" w:afterAutospacing="0"/>
+        <w:rPr>
+          <w:rFonts w:ascii="Arial" w:hAnsi="Arial" w:cs="Arial"/>
+          <w:sz w:val="20"/>
+          <w:szCs w:val="20"/>
+        </w:rPr>
+      </w:pPr>
+      <w:r>
+        <w:rPr>
+          <w:rFonts w:ascii="Arial" w:hAnsi="Arial" w:cs="Arial"/>
+          <w:sz w:val="20"/>
+          <w:szCs w:val="20"/>
+        </w:rPr>
+        <w:t>{Tokens_PAQPF_Champs_de_fusion_1.Contact_RelationshipCache_Contact_01.postal_greeting_</w:t>
+      </w:r>
+      <w:r>
+        <w:rPr>
+          <w:rFonts w:ascii="Arial" w:hAnsi="Arial" w:cs="Arial"/>
+          <w:sz w:val="20"/>
+          <w:szCs w:val="20"/>
+        </w:rPr>
+        <w:t>id:label</w:t>
       </w:r>
       <w:r>
         <w:rPr>
@@ -1755,10 +1756,10 @@
                 <w:szCs w:val="20"/>
               </w:rPr>
               <w:drawing>
-                <wp:inline distT="0" distB="0" distL="0" distR="0" wp14:anchorId="57CBC313" wp14:editId="79412DA2">
-                  <wp:extent cx="1772124" cy="532847"/>
-                  <wp:effectExtent l="0" t="0" r="6350" b="635"/>
-                  <wp:docPr id="2074606862" name="Image 1" descr="Une image contenant noir, obscurité&#10;&#10;Description générée automatiquement"/>
+                <wp:inline distT="0" distB="0" distL="0" distR="0" wp14:anchorId="4D59F250" wp14:editId="0EB1C94C">
+                  <wp:extent cx="1804737" cy="516292"/>
+                  <wp:effectExtent l="0" t="0" r="0" b="4445"/>
+                  <wp:docPr id="1851577029" name="Image 1"/>
                   <wp:cNvGraphicFramePr>
                     <a:graphicFrameLocks xmlns:a="http://schemas.openxmlformats.org/drawingml/2006/main" noChangeAspect="1"/>
                   </wp:cNvGraphicFramePr>
@@ -1766,36 +1767,23 @@
                     <a:graphicData uri="http://schemas.openxmlformats.org/drawingml/2006/picture">
                       <pic:pic xmlns:pic="http://schemas.openxmlformats.org/drawingml/2006/picture">
                         <pic:nvPicPr>
-                          <pic:cNvPr id="2074606862" name="Image 1" descr="Une image contenant noir, obscurité&#10;&#10;Description générée automatiquement"/>
-                          <pic:cNvPicPr>
-                            <a:picLocks noChangeAspect="1" noChangeArrowheads="1"/>
-                          </pic:cNvPicPr>
+                          <pic:cNvPr id="1851577029" name=""/>
+                          <pic:cNvPicPr/>
                         </pic:nvPicPr>
                         <pic:blipFill>
-                          <a:blip r:embed="rId9" cstate="print">
-                            <a:extLst>
-                              <a:ext uri="{28A0092B-C50C-407E-A947-70E740481C1C}">
-                                <a14:useLocalDpi xmlns:a14="http://schemas.microsoft.com/office/drawing/2010/main" val="0"/>
-                              </a:ext>
-                            </a:extLst>
-                          </a:blip>
-                          <a:srcRect/>
+                          <a:blip r:embed="rId9"/>
                           <a:stretch>
                             <a:fillRect/>
                           </a:stretch>
                         </pic:blipFill>
-                        <pic:spPr bwMode="auto">
+                        <pic:spPr>
                           <a:xfrm>
                             <a:off x="0" y="0"/>
-                            <a:ext cx="1820514" cy="547397"/>
+                            <a:ext cx="1878310" cy="537340"/>
                           </a:xfrm>
                           <a:prstGeom prst="rect">
                             <a:avLst/>
                           </a:prstGeom>
-                          <a:noFill/>
-                          <a:ln>
-                            <a:noFill/>
-                          </a:ln>
                         </pic:spPr>
                       </pic:pic>
                     </a:graphicData>
@@ -1981,12 +1969,6 @@
       </w:r>
     </w:p>
     <w:sectPr>
-      <w:headerReference w:type="even" r:id="rId10"/>
-      <w:headerReference w:type="default" r:id="rId11"/>
-      <w:footerReference w:type="even" r:id="rId12"/>
-      <w:footerReference w:type="default" r:id="rId13"/>
-      <w:headerReference w:type="first" r:id="rId14"/>
-      <w:footerReference w:type="first" r:id="rId15"/>
       <w:pgSz w:w="11906" w:h="16838"/>
       <w:pgMar w:top="895" w:right="680" w:bottom="1985" w:left="680" w:header="680" w:footer="57" w:gutter="0"/>
       <w:cols w:space="720"/>
@@ -2017,39 +1999,6 @@
 </w:endnotes>
 </file>
 
-<file path=word/footer1.xml><?xml version="1.0" encoding="utf-8"?>
-<w:ftr xmlns:wpc="http://schemas.microsoft.com/office/word/2010/wordprocessingCanvas" xmlns:cx="http://schemas.microsoft.com/office/drawing/2014/chartex" xmlns:cx1="http://schemas.microsoft.com/office/drawing/2015/9/8/chartex" xmlns:cx2="http://schemas.microsoft.com/office/drawing/2015/10/21/chartex" xmlns:cx3="http://schemas.microsoft.com/office/drawing/2016/5/9/chartex" xmlns:cx4="http://schemas.microsoft.com/office/drawing/2016/5/10/chartex" xmlns:cx5="http://schemas.microsoft.com/office/drawing/2016/5/11/chartex" xmlns:cx6="http://schemas.microsoft.com/office/drawing/2016/5/12/chartex" xmlns:cx7="http://schemas.microsoft.com/office/drawing/2016/5/13/chartex" xmlns:cx8="http://schemas.microsoft.com/office/drawing/2016/5/14/chartex" xmlns:mc="http://schemas.openxmlformats.org/markup-compatibility/2006" xmlns:m="http://schemas.openxmlformats.org/officeDocument/2006/math" xmlns:aink="http://schemas.microsoft.com/office/drawing/2016/ink" xmlns:am3d="http://schemas.microsoft.com/office/drawing/2017/model3d" xmlns:oel="http://schemas.microsoft.com/office/2019/extlst" xmlns:r="http://schemas.openxmlformats.org/officeDocument/2006/relationships" xmlns:wp14="http://schemas.microsoft.com/office/word/2010/wordprocessingDrawing" xmlns:wp="http://schemas.openxmlformats.org/drawingml/2006/wordprocessingDrawing" xmlns:wpg="http://schemas.microsoft.com/office/word/2010/wordprocessingGroup" xmlns:wpi="http://schemas.microsoft.com/office/word/2010/wordprocessingInk" xmlns:wps="http://schemas.microsoft.com/office/word/2010/wordprocessingShape" xmlns:o="urn:schemas-microsoft-com:office:office" xmlns:v="urn:schemas-microsoft-com:vml" xmlns:w10="urn:schemas-microsoft-com:office:word" xmlns:w="http://schemas.openxmlformats.org/wordprocessingml/2006/main" xmlns:w14="http://schemas.microsoft.com/office/word/2010/wordml" xmlns:w15="http://schemas.microsoft.com/office/word/2012/wordml" xmlns:w16cex="http://schemas.microsoft.com/office/word/2018/wordml/cex" xmlns:w16cid="http://schemas.microsoft.com/office/word/2016/wordml/cid" xmlns:w16="http://schemas.microsoft.com/office/word/2018/wordml" xmlns:w16sdtdh="http://schemas.microsoft.com/office/word/2020/wordml/sdtdatahash" xmlns:w16sdtfl="http://schemas.microsoft.com/office/word/2024/wordml/sdtformatlock" xmlns:w16se="http://schemas.microsoft.com/office/word/2015/wordml/symex" xmlns:w16du="http://schemas.microsoft.com/office/word/2023/wordml/word16du" xmlns:wne="http://schemas.microsoft.com/office/word/2006/wordml" mc:Ignorable="w14 w15 w16se w16cid w16 w16cex w16sdtdh w16sdtfl w16du wp14">
-  <w:p>
-    <w:pPr>
-      <w:pStyle w:val="Pieddepage"/>
-    </w:pPr>
-  </w:p>
-</w:ftr>
-</file>
-
-<file path=word/footer2.xml><?xml version="1.0" encoding="utf-8"?>
-<w:ftr xmlns:wpc="http://schemas.microsoft.com/office/word/2010/wordprocessingCanvas" xmlns:cx="http://schemas.microsoft.com/office/drawing/2014/chartex" xmlns:cx1="http://schemas.microsoft.com/office/drawing/2015/9/8/chartex" xmlns:cx2="http://schemas.microsoft.com/office/drawing/2015/10/21/chartex" xmlns:cx3="http://schemas.microsoft.com/office/drawing/2016/5/9/chartex" xmlns:cx4="http://schemas.microsoft.com/office/drawing/2016/5/10/chartex" xmlns:cx5="http://schemas.microsoft.com/office/drawing/2016/5/11/chartex" xmlns:cx6="http://schemas.microsoft.com/office/drawing/2016/5/12/chartex" xmlns:cx7="http://schemas.microsoft.com/office/drawing/2016/5/13/chartex" xmlns:cx8="http://schemas.microsoft.com/office/drawing/2016/5/14/chartex" xmlns:mc="http://schemas.openxmlformats.org/markup-compatibility/2006" xmlns:m="http://schemas.openxmlformats.org/officeDocument/2006/math" xmlns:aink="http://schemas.microsoft.com/office/drawing/2016/ink" xmlns:am3d="http://schemas.microsoft.com/office/drawing/2017/model3d" xmlns:oel="http://schemas.microsoft.com/office/2019/extlst" xmlns:r="http://schemas.openxmlformats.org/officeDocument/2006/relationships" xmlns:wp14="http://schemas.microsoft.com/office/word/2010/wordprocessingDrawing" xmlns:wp="http://schemas.openxmlformats.org/drawingml/2006/wordprocessingDrawing" xmlns:wpg="http://schemas.microsoft.com/office/word/2010/wordprocessingGroup" xmlns:wpi="http://schemas.microsoft.com/office/word/2010/wordprocessingInk" xmlns:wps="http://schemas.microsoft.com/office/word/2010/wordprocessingShape" xmlns:o="urn:schemas-microsoft-com:office:office" xmlns:v="urn:schemas-microsoft-com:vml" xmlns:w10="urn:schemas-microsoft-com:office:word" xmlns:w="http://schemas.openxmlformats.org/wordprocessingml/2006/main" xmlns:w14="http://schemas.microsoft.com/office/word/2010/wordml" xmlns:w15="http://schemas.microsoft.com/office/word/2012/wordml" xmlns:w16cex="http://schemas.microsoft.com/office/word/2018/wordml/cex" xmlns:w16cid="http://schemas.microsoft.com/office/word/2016/wordml/cid" xmlns:w16="http://schemas.microsoft.com/office/word/2018/wordml" xmlns:w16sdtdh="http://schemas.microsoft.com/office/word/2020/wordml/sdtdatahash" xmlns:w16sdtfl="http://schemas.microsoft.com/office/word/2024/wordml/sdtformatlock" xmlns:w16se="http://schemas.microsoft.com/office/word/2015/wordml/symex" xmlns:w16du="http://schemas.microsoft.com/office/word/2023/wordml/word16du" xmlns:wne="http://schemas.microsoft.com/office/word/2006/wordml" mc:Ignorable="w14 w15 w16se w16cid w16 w16cex w16sdtdh w16sdtfl w16du wp14">
-  <w:p>
-    <w:pPr>
-      <w:pStyle w:val="ADRESSEpieddepage"/>
-    </w:pPr>
-  </w:p>
-</w:ftr>
-</file>
-
-<file path=word/footer3.xml><?xml version="1.0" encoding="utf-8"?>
-<w:ftr xmlns:wpc="http://schemas.microsoft.com/office/word/2010/wordprocessingCanvas" xmlns:cx="http://schemas.microsoft.com/office/drawing/2014/chartex" xmlns:cx1="http://schemas.microsoft.com/office/drawing/2015/9/8/chartex" xmlns:cx2="http://schemas.microsoft.com/office/drawing/2015/10/21/chartex" xmlns:cx3="http://schemas.microsoft.com/office/drawing/2016/5/9/chartex" xmlns:cx4="http://schemas.microsoft.com/office/drawing/2016/5/10/chartex" xmlns:cx5="http://schemas.microsoft.com/office/drawing/2016/5/11/chartex" xmlns:cx6="http://schemas.microsoft.com/office/drawing/2016/5/12/chartex" xmlns:cx7="http://schemas.microsoft.com/office/drawing/2016/5/13/chartex" xmlns:cx8="http://schemas.microsoft.com/office/drawing/2016/5/14/chartex" xmlns:mc="http://schemas.openxmlformats.org/markup-compatibility/2006" xmlns:m="http://schemas.openxmlformats.org/officeDocument/2006/math" xmlns:aink="http://schemas.microsoft.com/office/drawing/2016/ink" xmlns:am3d="http://schemas.microsoft.com/office/drawing/2017/model3d" xmlns:oel="http://schemas.microsoft.com/office/2019/extlst" xmlns:r="http://schemas.openxmlformats.org/officeDocument/2006/relationships" xmlns:wp14="http://schemas.microsoft.com/office/word/2010/wordprocessingDrawing" xmlns:wp="http://schemas.openxmlformats.org/drawingml/2006/wordprocessingDrawing" xmlns:wpg="http://schemas.microsoft.com/office/word/2010/wordprocessingGroup" xmlns:wpi="http://schemas.microsoft.com/office/word/2010/wordprocessingInk" xmlns:wps="http://schemas.microsoft.com/office/word/2010/wordprocessingShape" xmlns:o="urn:schemas-microsoft-com:office:office" xmlns:v="urn:schemas-microsoft-com:vml" xmlns:w10="urn:schemas-microsoft-com:office:word" xmlns:w="http://schemas.openxmlformats.org/wordprocessingml/2006/main" xmlns:w14="http://schemas.microsoft.com/office/word/2010/wordml" xmlns:w15="http://schemas.microsoft.com/office/word/2012/wordml" xmlns:w16cex="http://schemas.microsoft.com/office/word/2018/wordml/cex" xmlns:w16cid="http://schemas.microsoft.com/office/word/2016/wordml/cid" xmlns:w16="http://schemas.microsoft.com/office/word/2018/wordml" xmlns:w16sdtdh="http://schemas.microsoft.com/office/word/2020/wordml/sdtdatahash" xmlns:w16sdtfl="http://schemas.microsoft.com/office/word/2024/wordml/sdtformatlock" xmlns:w16se="http://schemas.microsoft.com/office/word/2015/wordml/symex" xmlns:w16du="http://schemas.microsoft.com/office/word/2023/wordml/word16du" xmlns:wne="http://schemas.microsoft.com/office/word/2006/wordml" mc:Ignorable="w14 w15 w16se w16cid w16 w16cex w16sdtdh w16sdtfl w16du wp14">
-  <w:p>
-    <w:pPr>
-      <w:pStyle w:val="ADRESSEpieddepage"/>
-      <w:rPr>
-        <w:rFonts w:ascii="Arial" w:hAnsi="Arial" w:cs="Arial"/>
-      </w:rPr>
-    </w:pPr>
-  </w:p>
-</w:ftr>
-</file>
-
 <file path=word/footnotes.xml><?xml version="1.0" encoding="utf-8"?>
 <w:footnotes xmlns:wpc="http://schemas.microsoft.com/office/word/2010/wordprocessingCanvas" xmlns:cx="http://schemas.microsoft.com/office/drawing/2014/chartex" xmlns:cx1="http://schemas.microsoft.com/office/drawing/2015/9/8/chartex" xmlns:cx2="http://schemas.microsoft.com/office/drawing/2015/10/21/chartex" xmlns:cx3="http://schemas.microsoft.com/office/drawing/2016/5/9/chartex" xmlns:cx4="http://schemas.microsoft.com/office/drawing/2016/5/10/chartex" xmlns:cx5="http://schemas.microsoft.com/office/drawing/2016/5/11/chartex" xmlns:cx6="http://schemas.microsoft.com/office/drawing/2016/5/12/chartex" xmlns:cx7="http://schemas.microsoft.com/office/drawing/2016/5/13/chartex" xmlns:cx8="http://schemas.microsoft.com/office/drawing/2016/5/14/chartex" xmlns:mc="http://schemas.openxmlformats.org/markup-compatibility/2006" xmlns:m="http://schemas.openxmlformats.org/officeDocument/2006/math" xmlns:aink="http://schemas.microsoft.com/office/drawing/2016/ink" xmlns:am3d="http://schemas.microsoft.com/office/drawing/2017/model3d" xmlns:oel="http://schemas.microsoft.com/office/2019/extlst" xmlns:r="http://schemas.openxmlformats.org/officeDocument/2006/relationships" xmlns:wp14="http://schemas.microsoft.com/office/word/2010/wordprocessingDrawing" xmlns:wp="http://schemas.openxmlformats.org/drawingml/2006/wordprocessingDrawing" xmlns:wpg="http://schemas.microsoft.com/office/word/2010/wordprocessingGroup" xmlns:wpi="http://schemas.microsoft.com/office/word/2010/wordprocessingInk" xmlns:wps="http://schemas.microsoft.com/office/word/2010/wordprocessingShape" xmlns:o="urn:schemas-microsoft-com:office:office" xmlns:v="urn:schemas-microsoft-com:vml" xmlns:w10="urn:schemas-microsoft-com:office:word" xmlns:w="http://schemas.openxmlformats.org/wordprocessingml/2006/main" xmlns:w14="http://schemas.microsoft.com/office/word/2010/wordml" xmlns:w15="http://schemas.microsoft.com/office/word/2012/wordml" xmlns:w16cex="http://schemas.microsoft.com/office/word/2018/wordml/cex" xmlns:w16cid="http://schemas.microsoft.com/office/word/2016/wordml/cid" xmlns:w16="http://schemas.microsoft.com/office/word/2018/wordml" xmlns:w16sdtdh="http://schemas.microsoft.com/office/word/2020/wordml/sdtdatahash" xmlns:w16sdtfl="http://schemas.microsoft.com/office/word/2024/wordml/sdtformatlock" xmlns:w16se="http://schemas.microsoft.com/office/word/2015/wordml/symex" xmlns:w16du="http://schemas.microsoft.com/office/word/2023/wordml/word16du" xmlns:wne="http://schemas.microsoft.com/office/word/2006/wordml" mc:Ignorable="w14 w15 w16se w16cid w16 w16cex w16sdtdh w16sdtfl w16du wp14">
   <w:footnote w:type="separator" w:id="-1">
@@ -2067,32 +2016,6 @@
     </w:p>
   </w:footnote>
 </w:footnotes>
-</file>
-
-<file path=word/header1.xml><?xml version="1.0" encoding="utf-8"?>
-<w:hdr xmlns:wpc="http://schemas.microsoft.com/office/word/2010/wordprocessingCanvas" xmlns:cx="http://schemas.microsoft.com/office/drawing/2014/chartex" xmlns:cx1="http://schemas.microsoft.com/office/drawing/2015/9/8/chartex" xmlns:cx2="http://schemas.microsoft.com/office/drawing/2015/10/21/chartex" xmlns:cx3="http://schemas.microsoft.com/office/drawing/2016/5/9/chartex" xmlns:cx4="http://schemas.microsoft.com/office/drawing/2016/5/10/chartex" xmlns:cx5="http://schemas.microsoft.com/office/drawing/2016/5/11/chartex" xmlns:cx6="http://schemas.microsoft.com/office/drawing/2016/5/12/chartex" xmlns:cx7="http://schemas.microsoft.com/office/drawing/2016/5/13/chartex" xmlns:cx8="http://schemas.microsoft.com/office/drawing/2016/5/14/chartex" xmlns:mc="http://schemas.openxmlformats.org/markup-compatibility/2006" xmlns:m="http://schemas.openxmlformats.org/officeDocument/2006/math" xmlns:aink="http://schemas.microsoft.com/office/drawing/2016/ink" xmlns:am3d="http://schemas.microsoft.com/office/drawing/2017/model3d" xmlns:oel="http://schemas.microsoft.com/office/2019/extlst" xmlns:r="http://schemas.openxmlformats.org/officeDocument/2006/relationships" xmlns:wp14="http://schemas.microsoft.com/office/word/2010/wordprocessingDrawing" xmlns:wp="http://schemas.openxmlformats.org/drawingml/2006/wordprocessingDrawing" xmlns:wpg="http://schemas.microsoft.com/office/word/2010/wordprocessingGroup" xmlns:wpi="http://schemas.microsoft.com/office/word/2010/wordprocessingInk" xmlns:wps="http://schemas.microsoft.com/office/word/2010/wordprocessingShape" xmlns:o="urn:schemas-microsoft-com:office:office" xmlns:v="urn:schemas-microsoft-com:vml" xmlns:w10="urn:schemas-microsoft-com:office:word" xmlns:w="http://schemas.openxmlformats.org/wordprocessingml/2006/main" xmlns:w14="http://schemas.microsoft.com/office/word/2010/wordml" xmlns:w15="http://schemas.microsoft.com/office/word/2012/wordml" xmlns:w16cex="http://schemas.microsoft.com/office/word/2018/wordml/cex" xmlns:w16cid="http://schemas.microsoft.com/office/word/2016/wordml/cid" xmlns:w16="http://schemas.microsoft.com/office/word/2018/wordml" xmlns:w16sdtdh="http://schemas.microsoft.com/office/word/2020/wordml/sdtdatahash" xmlns:w16sdtfl="http://schemas.microsoft.com/office/word/2024/wordml/sdtformatlock" xmlns:w16se="http://schemas.microsoft.com/office/word/2015/wordml/symex" xmlns:w16du="http://schemas.microsoft.com/office/word/2023/wordml/word16du" xmlns:wne="http://schemas.microsoft.com/office/word/2006/wordml" mc:Ignorable="w14 w15 w16se w16cid w16 w16cex w16sdtdh w16sdtfl w16du wp14">
-  <w:p>
-    <w:pPr>
-      <w:pStyle w:val="En-tte"/>
-    </w:pPr>
-  </w:p>
-</w:hdr>
-</file>
-
-<file path=word/header2.xml><?xml version="1.0" encoding="utf-8"?>
-<w:hdr xmlns:wpc="http://schemas.microsoft.com/office/word/2010/wordprocessingCanvas" xmlns:cx="http://schemas.microsoft.com/office/drawing/2014/chartex" xmlns:cx1="http://schemas.microsoft.com/office/drawing/2015/9/8/chartex" xmlns:cx2="http://schemas.microsoft.com/office/drawing/2015/10/21/chartex" xmlns:cx3="http://schemas.microsoft.com/office/drawing/2016/5/9/chartex" xmlns:cx4="http://schemas.microsoft.com/office/drawing/2016/5/10/chartex" xmlns:cx5="http://schemas.microsoft.com/office/drawing/2016/5/11/chartex" xmlns:cx6="http://schemas.microsoft.com/office/drawing/2016/5/12/chartex" xmlns:cx7="http://schemas.microsoft.com/office/drawing/2016/5/13/chartex" xmlns:cx8="http://schemas.microsoft.com/office/drawing/2016/5/14/chartex" xmlns:mc="http://schemas.openxmlformats.org/markup-compatibility/2006" xmlns:m="http://schemas.openxmlformats.org/officeDocument/2006/math" xmlns:aink="http://schemas.microsoft.com/office/drawing/2016/ink" xmlns:am3d="http://schemas.microsoft.com/office/drawing/2017/model3d" xmlns:oel="http://schemas.microsoft.com/office/2019/extlst" xmlns:r="http://schemas.openxmlformats.org/officeDocument/2006/relationships" xmlns:wp14="http://schemas.microsoft.com/office/word/2010/wordprocessingDrawing" xmlns:wp="http://schemas.openxmlformats.org/drawingml/2006/wordprocessingDrawing" xmlns:wpg="http://schemas.microsoft.com/office/word/2010/wordprocessingGroup" xmlns:wpi="http://schemas.microsoft.com/office/word/2010/wordprocessingInk" xmlns:wps="http://schemas.microsoft.com/office/word/2010/wordprocessingShape" xmlns:o="urn:schemas-microsoft-com:office:office" xmlns:v="urn:schemas-microsoft-com:vml" xmlns:w10="urn:schemas-microsoft-com:office:word" xmlns:w="http://schemas.openxmlformats.org/wordprocessingml/2006/main" xmlns:w14="http://schemas.microsoft.com/office/word/2010/wordml" xmlns:w15="http://schemas.microsoft.com/office/word/2012/wordml" xmlns:w16cex="http://schemas.microsoft.com/office/word/2018/wordml/cex" xmlns:w16cid="http://schemas.microsoft.com/office/word/2016/wordml/cid" xmlns:w16="http://schemas.microsoft.com/office/word/2018/wordml" xmlns:w16sdtdh="http://schemas.microsoft.com/office/word/2020/wordml/sdtdatahash" xmlns:w16sdtfl="http://schemas.microsoft.com/office/word/2024/wordml/sdtformatlock" xmlns:w16se="http://schemas.microsoft.com/office/word/2015/wordml/symex" xmlns:w16du="http://schemas.microsoft.com/office/word/2023/wordml/word16du" xmlns:wne="http://schemas.microsoft.com/office/word/2006/wordml" mc:Ignorable="w14 w15 w16se w16cid w16 w16cex w16sdtdh w16sdtfl w16du wp14">
-  <w:p/>
-</w:hdr>
-</file>
-
-<file path=word/header3.xml><?xml version="1.0" encoding="utf-8"?>
-<w:hdr xmlns:wpc="http://schemas.microsoft.com/office/word/2010/wordprocessingCanvas" xmlns:cx="http://schemas.microsoft.com/office/drawing/2014/chartex" xmlns:cx1="http://schemas.microsoft.com/office/drawing/2015/9/8/chartex" xmlns:cx2="http://schemas.microsoft.com/office/drawing/2015/10/21/chartex" xmlns:cx3="http://schemas.microsoft.com/office/drawing/2016/5/9/chartex" xmlns:cx4="http://schemas.microsoft.com/office/drawing/2016/5/10/chartex" xmlns:cx5="http://schemas.microsoft.com/office/drawing/2016/5/11/chartex" xmlns:cx6="http://schemas.microsoft.com/office/drawing/2016/5/12/chartex" xmlns:cx7="http://schemas.microsoft.com/office/drawing/2016/5/13/chartex" xmlns:cx8="http://schemas.microsoft.com/office/drawing/2016/5/14/chartex" xmlns:mc="http://schemas.openxmlformats.org/markup-compatibility/2006" xmlns:m="http://schemas.openxmlformats.org/officeDocument/2006/math" xmlns:aink="http://schemas.microsoft.com/office/drawing/2016/ink" xmlns:am3d="http://schemas.microsoft.com/office/drawing/2017/model3d" xmlns:oel="http://schemas.microsoft.com/office/2019/extlst" xmlns:r="http://schemas.openxmlformats.org/officeDocument/2006/relationships" xmlns:wp14="http://schemas.microsoft.com/office/word/2010/wordprocessingDrawing" xmlns:wp="http://schemas.openxmlformats.org/drawingml/2006/wordprocessingDrawing" xmlns:wpg="http://schemas.microsoft.com/office/word/2010/wordprocessingGroup" xmlns:wpi="http://schemas.microsoft.com/office/word/2010/wordprocessingInk" xmlns:wps="http://schemas.microsoft.com/office/word/2010/wordprocessingShape" xmlns:o="urn:schemas-microsoft-com:office:office" xmlns:v="urn:schemas-microsoft-com:vml" xmlns:w10="urn:schemas-microsoft-com:office:word" xmlns:w="http://schemas.openxmlformats.org/wordprocessingml/2006/main" xmlns:w14="http://schemas.microsoft.com/office/word/2010/wordml" xmlns:w15="http://schemas.microsoft.com/office/word/2012/wordml" xmlns:w16cex="http://schemas.microsoft.com/office/word/2018/wordml/cex" xmlns:w16cid="http://schemas.microsoft.com/office/word/2016/wordml/cid" xmlns:w16="http://schemas.microsoft.com/office/word/2018/wordml" xmlns:w16sdtdh="http://schemas.microsoft.com/office/word/2020/wordml/sdtdatahash" xmlns:w16sdtfl="http://schemas.microsoft.com/office/word/2024/wordml/sdtformatlock" xmlns:w16se="http://schemas.microsoft.com/office/word/2015/wordml/symex" xmlns:w16du="http://schemas.microsoft.com/office/word/2023/wordml/word16du" xmlns:wne="http://schemas.microsoft.com/office/word/2006/wordml" mc:Ignorable="w14 w15 w16se w16cid w16 w16cex w16sdtdh w16sdtfl w16du wp14">
-  <w:p>
-    <w:pPr>
-      <w:pStyle w:val="En-tte"/>
-    </w:pPr>
-  </w:p>
-</w:hdr>
 </file>
 
 <file path=word/numbering.xml><?xml version="1.0" encoding="utf-8"?>
